--- a/Tutorial/_Read_First.docx
+++ b/Tutorial/_Read_First.docx
@@ -4,7 +4,15 @@
   <w:body>
     <w:p>
       <w:r>
-        <w:t>I cannot provide ROM/Nsf with this Utility. Here is a list of what you should have with which name (depending on which you want to work on</w:t>
+        <w:t>I cannot provide ROM/</w:t>
+      </w:r>
+      <w:proofErr w:type="spellStart"/>
+      <w:r>
+        <w:t>Nsf</w:t>
+      </w:r>
+      <w:proofErr w:type="spellEnd"/>
+      <w:r>
+        <w:t xml:space="preserve"> with this Utility. Here is a list of what you should have with which name (depending on which you want to work on</w:t>
       </w:r>
       <w:r>
         <w:t>, only include those needed</w:t>
@@ -23,7 +31,15 @@
         <w:ind w:firstLine="720"/>
       </w:pPr>
       <w:r>
-        <w:t>_File_Reading\Games</w:t>
+        <w:t>_</w:t>
+      </w:r>
+      <w:proofErr w:type="spellStart"/>
+      <w:r>
+        <w:t>File_Reading</w:t>
+      </w:r>
+      <w:proofErr w:type="spellEnd"/>
+      <w:r>
+        <w:t>\Games</w:t>
       </w:r>
     </w:p>
     <w:p>
@@ -82,7 +98,7 @@
         <w:br/>
       </w:r>
       <w:r>
-        <w:t>MartsINYs_Capcom_Music_Editor</w:t>
+        <w:t>https://github.com/MartsINY1/Capcom-Music-Editor</w:t>
       </w:r>
     </w:p>
     <w:sectPr>
